--- a/tours/ВДП (Варшава, Дрезден, Прага) сокращено.docx
+++ b/tours/ВДП (Варшава, Дрезден, Прага) сокращено.docx
@@ -4,7 +4,7 @@
   <w:body>
     <w:p>
       <w:pPr>
-        <w:spacing w:lineRule="auto" w:line="276" w:before="0" w:after="240"/>
+        <w:spacing w:lineRule="auto" w:line="276" w:before="0" w:after="240" w:beforeAutospacing="0" w:afterAutospacing="0"/>
         <w:ind w:firstLine="0" w:left="0" w:right="0"/>
         <w:outlineLvl w:val="2"/>
         <w:rPr>
@@ -27,7 +27,7 @@
     </w:p>
     <w:p>
       <w:pPr>
-        <w:spacing w:lineRule="auto" w:line="276" w:before="0" w:after="240"/>
+        <w:spacing w:lineRule="auto" w:line="276" w:before="0" w:after="240" w:beforeAutospacing="0" w:afterAutospacing="0"/>
         <w:ind w:firstLine="0" w:left="0" w:right="0"/>
         <w:rPr>
           <w:rFonts w:ascii="Google Sans Text" w:hAnsi="Google Sans Text" w:cs="Google Sans Text" w:eastAsia="Google Sans Text"/>
@@ -51,7 +51,7 @@
     </w:p>
     <w:p>
       <w:pPr>
-        <w:spacing w:lineRule="auto" w:line="276" w:before="0" w:after="240"/>
+        <w:spacing w:lineRule="auto" w:line="276" w:before="0" w:after="240" w:beforeAutospacing="0" w:afterAutospacing="0"/>
         <w:ind w:firstLine="0" w:left="0" w:right="0"/>
         <w:rPr>
           <w:rFonts w:ascii="Google Sans Text" w:hAnsi="Google Sans Text" w:cs="Google Sans Text" w:eastAsia="Google Sans Text"/>
@@ -75,7 +75,7 @@
     </w:p>
     <w:p>
       <w:pPr>
-        <w:spacing w:lineRule="auto" w:line="276" w:before="0" w:after="240"/>
+        <w:spacing w:lineRule="auto" w:line="276" w:before="0" w:after="240" w:beforeAutospacing="0" w:afterAutospacing="0"/>
         <w:ind w:firstLine="0" w:left="0" w:right="0"/>
         <w:rPr>
           <w:rFonts w:ascii="Google Sans Text" w:hAnsi="Google Sans Text" w:cs="Google Sans Text" w:eastAsia="Google Sans Text"/>
@@ -99,7 +99,7 @@
     </w:p>
     <w:p>
       <w:pPr>
-        <w:spacing w:lineRule="auto" w:line="276" w:before="0" w:after="240"/>
+        <w:spacing w:lineRule="auto" w:line="276" w:before="0" w:after="240" w:beforeAutospacing="0" w:afterAutospacing="0"/>
         <w:ind w:firstLine="0" w:left="0" w:right="0"/>
         <w:rPr>
           <w:rFonts w:ascii="Google Sans Text" w:hAnsi="Google Sans Text" w:cs="Google Sans Text" w:eastAsia="Google Sans Text"/>
@@ -123,7 +123,40 @@
     </w:p>
     <w:p>
       <w:pPr>
-        <w:spacing w:lineRule="auto" w:line="276" w:before="0" w:after="240"/>
+        <w:spacing w:lineRule="auto" w:line="276" w:before="0" w:after="240" w:beforeAutospacing="0" w:afterAutospacing="0"/>
+        <w:ind w:firstLine="0" w:left="0" w:right="0"/>
+        <w:rPr>
+          <w:rFonts w:ascii="Google Sans Text" w:hAnsi="Google Sans Text" w:cs="Google Sans Text" w:eastAsia="Google Sans Text"/>
+        </w:rPr>
+      </w:pPr>
+      <w:r>
+        <w:rPr>
+          <w:rFonts w:ascii="Google Sans Text" w:hAnsi="Google Sans Text" w:cs="Google Sans Text" w:eastAsia="Google Sans Text"/>
+          <w:rtl w:val="0"/>
+          <w:lang w:val="ru-BY" w:bidi="ru-BY" w:eastAsia="ru-BY"/>
+        </w:rPr>
+        <w:t>Виза</w:t>
+      </w:r>
+      <w:r>
+        <w:rPr>
+          <w:rFonts w:ascii="Google Sans Text" w:hAnsi="Google Sans Text" w:cs="Google Sans Text" w:eastAsia="Google Sans Text"/>
+          <w:rtl w:val="0"/>
+          <w:lang w:val="en-US" w:bidi="en-US" w:eastAsia="en-US"/>
+        </w:rPr>
+        <w:t xml:space="preserve">: </w:t>
+      </w:r>
+      <w:r>
+        <w:rPr>
+          <w:rFonts w:ascii="Google Sans Text" w:hAnsi="Google Sans Text" w:cs="Google Sans Text" w:eastAsia="Google Sans Text"/>
+          <w:rtl w:val="0"/>
+          <w:lang w:val="ru-BY" w:bidi="ru-BY" w:eastAsia="ru-BY"/>
+        </w:rPr>
+        <w:t>НУЖНА</w:t>
+      </w:r>
+    </w:p>
+    <w:p>
+      <w:pPr>
+        <w:spacing w:lineRule="auto" w:line="276" w:before="0" w:after="240" w:beforeAutospacing="0" w:afterAutospacing="0"/>
         <w:ind w:firstLine="0" w:left="0" w:right="0"/>
         <w:outlineLvl w:val="3"/>
         <w:rPr>
@@ -148,7 +181,7 @@
           <w:ilvl w:val="0"/>
           <w:numId w:val="3"/>
         </w:numPr>
-        <w:spacing w:lineRule="auto" w:line="276" w:before="0" w:after="240"/>
+        <w:spacing w:lineRule="auto" w:line="276" w:before="0" w:after="240" w:beforeAutospacing="0" w:afterAutospacing="0"/>
         <w:ind w:hanging="360" w:left="720" w:right="0"/>
         <w:rPr>
           <w:rFonts w:ascii="Google Sans Text" w:hAnsi="Google Sans Text" w:cs="Google Sans Text" w:eastAsia="Google Sans Text"/>
@@ -169,7 +202,7 @@
           <w:ilvl w:val="0"/>
           <w:numId w:val="3"/>
         </w:numPr>
-        <w:spacing w:lineRule="auto" w:line="276" w:before="0" w:after="240"/>
+        <w:spacing w:lineRule="auto" w:line="276" w:before="0" w:after="240" w:beforeAutospacing="0" w:afterAutospacing="0"/>
         <w:ind w:hanging="360" w:left="720" w:right="0"/>
         <w:rPr>
           <w:rFonts w:ascii="Google Sans Text" w:hAnsi="Google Sans Text" w:cs="Google Sans Text" w:eastAsia="Google Sans Text"/>
@@ -190,7 +223,7 @@
           <w:ilvl w:val="0"/>
           <w:numId w:val="3"/>
         </w:numPr>
-        <w:spacing w:lineRule="auto" w:line="276" w:before="0" w:after="240"/>
+        <w:spacing w:lineRule="auto" w:line="276" w:before="0" w:after="240" w:beforeAutospacing="0" w:afterAutospacing="0"/>
         <w:ind w:hanging="360" w:left="720" w:right="0"/>
         <w:rPr>
           <w:rFonts w:ascii="Google Sans Text" w:hAnsi="Google Sans Text" w:cs="Google Sans Text" w:eastAsia="Google Sans Text"/>
@@ -211,7 +244,7 @@
           <w:ilvl w:val="0"/>
           <w:numId w:val="3"/>
         </w:numPr>
-        <w:spacing w:lineRule="auto" w:line="276" w:before="0" w:after="240"/>
+        <w:spacing w:lineRule="auto" w:line="276" w:before="0" w:after="240" w:beforeAutospacing="0" w:afterAutospacing="0"/>
         <w:ind w:hanging="360" w:left="720" w:right="0"/>
         <w:rPr>
           <w:rFonts w:ascii="Google Sans Text" w:hAnsi="Google Sans Text" w:cs="Google Sans Text" w:eastAsia="Google Sans Text"/>
@@ -232,7 +265,7 @@
           <w:ilvl w:val="0"/>
           <w:numId w:val="3"/>
         </w:numPr>
-        <w:spacing w:lineRule="auto" w:line="276" w:before="0" w:after="240"/>
+        <w:spacing w:lineRule="auto" w:line="276" w:before="0" w:after="240" w:beforeAutospacing="0" w:afterAutospacing="0"/>
         <w:ind w:hanging="360" w:left="720" w:right="0"/>
         <w:rPr>
           <w:rFonts w:ascii="Google Sans Text" w:hAnsi="Google Sans Text" w:cs="Google Sans Text" w:eastAsia="Google Sans Text"/>
@@ -253,7 +286,7 @@
           <w:ilvl w:val="0"/>
           <w:numId w:val="3"/>
         </w:numPr>
-        <w:spacing w:lineRule="auto" w:line="276" w:before="0" w:after="240"/>
+        <w:spacing w:lineRule="auto" w:line="276" w:before="0" w:after="240" w:beforeAutospacing="0" w:afterAutospacing="0"/>
         <w:ind w:hanging="360" w:left="720" w:right="0"/>
         <w:rPr>
           <w:rFonts w:ascii="Google Sans Text" w:hAnsi="Google Sans Text" w:cs="Google Sans Text" w:eastAsia="Google Sans Text"/>
@@ -274,7 +307,7 @@
           <w:ilvl w:val="0"/>
           <w:numId w:val="3"/>
         </w:numPr>
-        <w:spacing w:lineRule="auto" w:line="276" w:before="0" w:after="240"/>
+        <w:spacing w:lineRule="auto" w:line="276" w:before="0" w:after="240" w:beforeAutospacing="0" w:afterAutospacing="0"/>
         <w:ind w:hanging="360" w:left="720" w:right="0"/>
         <w:rPr>
           <w:rFonts w:ascii="Google Sans Text" w:hAnsi="Google Sans Text" w:cs="Google Sans Text" w:eastAsia="Google Sans Text"/>
@@ -295,7 +328,7 @@
           <w:ilvl w:val="0"/>
           <w:numId w:val="3"/>
         </w:numPr>
-        <w:spacing w:lineRule="auto" w:line="276" w:before="0" w:after="240"/>
+        <w:spacing w:lineRule="auto" w:line="276" w:before="0" w:after="240" w:beforeAutospacing="0" w:afterAutospacing="0"/>
         <w:ind w:hanging="360" w:left="720" w:right="0"/>
         <w:rPr>
           <w:rFonts w:ascii="Google Sans Text" w:hAnsi="Google Sans Text" w:cs="Google Sans Text" w:eastAsia="Google Sans Text"/>
@@ -312,7 +345,7 @@
     </w:p>
     <w:p>
       <w:pPr>
-        <w:spacing w:lineRule="auto" w:line="276" w:before="0" w:after="240"/>
+        <w:spacing w:lineRule="auto" w:line="276" w:before="0" w:after="240" w:beforeAutospacing="0" w:afterAutospacing="0"/>
         <w:ind w:firstLine="0" w:left="0" w:right="0"/>
         <w:outlineLvl w:val="3"/>
         <w:rPr>
@@ -337,7 +370,7 @@
           <w:ilvl w:val="0"/>
           <w:numId w:val="4"/>
         </w:numPr>
-        <w:spacing w:lineRule="auto" w:line="276" w:before="0" w:after="240"/>
+        <w:spacing w:lineRule="auto" w:line="276" w:before="0" w:after="240" w:beforeAutospacing="0" w:afterAutospacing="0"/>
         <w:ind w:hanging="360" w:left="720" w:right="0"/>
         <w:rPr>
           <w:rFonts w:ascii="Google Sans Text" w:hAnsi="Google Sans Text" w:cs="Google Sans Text" w:eastAsia="Google Sans Text"/>
@@ -365,7 +398,7 @@
           <w:ilvl w:val="0"/>
           <w:numId w:val="4"/>
         </w:numPr>
-        <w:spacing w:lineRule="auto" w:line="276" w:before="0" w:after="240"/>
+        <w:spacing w:lineRule="auto" w:line="276" w:before="0" w:after="240" w:beforeAutospacing="0" w:afterAutospacing="0"/>
         <w:ind w:hanging="360" w:left="720" w:right="0"/>
         <w:rPr>
           <w:rFonts w:ascii="Google Sans Text" w:hAnsi="Google Sans Text" w:cs="Google Sans Text" w:eastAsia="Google Sans Text"/>
@@ -385,7 +418,7 @@
           <w:ilvl w:val="1"/>
           <w:numId w:val="4"/>
         </w:numPr>
-        <w:spacing w:lineRule="auto" w:line="276" w:before="0" w:after="240"/>
+        <w:spacing w:lineRule="auto" w:line="276" w:before="0" w:after="240" w:beforeAutospacing="0" w:afterAutospacing="0"/>
         <w:ind w:hanging="360" w:left="1440" w:right="0"/>
         <w:rPr>
           <w:rFonts w:ascii="Google Sans Text" w:hAnsi="Google Sans Text" w:cs="Google Sans Text" w:eastAsia="Google Sans Text"/>
@@ -406,7 +439,7 @@
           <w:ilvl w:val="1"/>
           <w:numId w:val="4"/>
         </w:numPr>
-        <w:spacing w:lineRule="auto" w:line="276" w:before="0" w:after="240"/>
+        <w:spacing w:lineRule="auto" w:line="276" w:before="0" w:after="240" w:beforeAutospacing="0" w:afterAutospacing="0"/>
         <w:ind w:hanging="360" w:left="1440" w:right="0"/>
         <w:rPr>
           <w:rFonts w:ascii="Google Sans Text" w:hAnsi="Google Sans Text" w:cs="Google Sans Text" w:eastAsia="Google Sans Text"/>
@@ -427,7 +460,7 @@
           <w:ilvl w:val="1"/>
           <w:numId w:val="4"/>
         </w:numPr>
-        <w:spacing w:lineRule="auto" w:line="276" w:before="0" w:after="240"/>
+        <w:spacing w:lineRule="auto" w:line="276" w:before="0" w:after="240" w:beforeAutospacing="0" w:afterAutospacing="0"/>
         <w:ind w:hanging="360" w:left="1440" w:right="0"/>
         <w:rPr>
           <w:rFonts w:ascii="Google Sans Text" w:hAnsi="Google Sans Text" w:cs="Google Sans Text" w:eastAsia="Google Sans Text"/>
@@ -448,7 +481,7 @@
           <w:ilvl w:val="1"/>
           <w:numId w:val="4"/>
         </w:numPr>
-        <w:spacing w:lineRule="auto" w:line="276" w:before="0" w:after="240"/>
+        <w:spacing w:lineRule="auto" w:line="276" w:before="0" w:after="240" w:beforeAutospacing="0" w:afterAutospacing="0"/>
         <w:ind w:hanging="360" w:left="1440" w:right="0"/>
         <w:rPr>
           <w:rFonts w:ascii="Google Sans Text" w:hAnsi="Google Sans Text" w:cs="Google Sans Text" w:eastAsia="Google Sans Text"/>
@@ -469,7 +502,7 @@
           <w:ilvl w:val="1"/>
           <w:numId w:val="4"/>
         </w:numPr>
-        <w:spacing w:lineRule="auto" w:line="276" w:before="0" w:after="240"/>
+        <w:spacing w:lineRule="auto" w:line="276" w:before="0" w:after="240" w:beforeAutospacing="0" w:afterAutospacing="0"/>
         <w:ind w:hanging="360" w:left="1440" w:right="0"/>
         <w:rPr>
           <w:rFonts w:ascii="Google Sans Text" w:hAnsi="Google Sans Text" w:cs="Google Sans Text" w:eastAsia="Google Sans Text"/>
@@ -486,7 +519,7 @@
     </w:p>
     <w:p>
       <w:pPr>
-        <w:spacing w:lineRule="auto" w:line="276" w:before="0" w:after="240"/>
+        <w:spacing w:lineRule="auto" w:line="276" w:before="0" w:after="240" w:beforeAutospacing="0" w:afterAutospacing="0"/>
         <w:ind w:firstLine="0" w:left="0" w:right="0"/>
         <w:outlineLvl w:val="3"/>
         <w:rPr>
@@ -511,7 +544,7 @@
           <w:ilvl w:val="0"/>
           <w:numId w:val="5"/>
         </w:numPr>
-        <w:spacing w:lineRule="auto" w:line="276" w:before="0" w:after="240"/>
+        <w:spacing w:lineRule="auto" w:line="276" w:before="0" w:after="240" w:beforeAutospacing="0" w:afterAutospacing="0"/>
         <w:ind w:hanging="360" w:left="720" w:right="0"/>
         <w:rPr>
           <w:rFonts w:ascii="Google Sans Text" w:hAnsi="Google Sans Text" w:cs="Google Sans Text" w:eastAsia="Google Sans Text"/>
@@ -539,7 +572,7 @@
           <w:ilvl w:val="0"/>
           <w:numId w:val="5"/>
         </w:numPr>
-        <w:spacing w:lineRule="auto" w:line="276" w:before="0" w:after="240"/>
+        <w:spacing w:lineRule="auto" w:line="276" w:before="0" w:after="240" w:beforeAutospacing="0" w:afterAutospacing="0"/>
         <w:ind w:hanging="360" w:left="720" w:right="0"/>
         <w:rPr>
           <w:rFonts w:ascii="Google Sans Text" w:hAnsi="Google Sans Text" w:cs="Google Sans Text" w:eastAsia="Google Sans Text"/>
@@ -567,7 +600,7 @@
           <w:ilvl w:val="0"/>
           <w:numId w:val="5"/>
         </w:numPr>
-        <w:spacing w:lineRule="auto" w:line="276" w:before="0" w:after="240"/>
+        <w:spacing w:lineRule="auto" w:line="276" w:before="0" w:after="240" w:beforeAutospacing="0" w:afterAutospacing="0"/>
         <w:ind w:hanging="360" w:left="720" w:right="0"/>
         <w:rPr>
           <w:rFonts w:ascii="Google Sans Text" w:hAnsi="Google Sans Text" w:cs="Google Sans Text" w:eastAsia="Google Sans Text"/>
@@ -595,7 +628,7 @@
           <w:ilvl w:val="0"/>
           <w:numId w:val="5"/>
         </w:numPr>
-        <w:spacing w:lineRule="auto" w:line="276" w:before="0" w:after="240"/>
+        <w:spacing w:lineRule="auto" w:line="276" w:before="0" w:after="240" w:beforeAutospacing="0" w:afterAutospacing="0"/>
         <w:ind w:hanging="360" w:left="720" w:right="0"/>
         <w:rPr>
           <w:rFonts w:ascii="Google Sans Text" w:hAnsi="Google Sans Text" w:cs="Google Sans Text" w:eastAsia="Google Sans Text"/>
@@ -619,7 +652,7 @@
     </w:p>
     <w:p>
       <w:pPr>
-        <w:spacing w:lineRule="auto" w:line="276" w:before="0" w:after="240"/>
+        <w:spacing w:lineRule="auto" w:line="276" w:before="0" w:after="240" w:beforeAutospacing="0" w:afterAutospacing="0"/>
         <w:ind w:firstLine="0" w:left="0" w:right="0"/>
         <w:outlineLvl w:val="3"/>
         <w:rPr>
@@ -644,7 +677,7 @@
           <w:ilvl w:val="0"/>
           <w:numId w:val="6"/>
         </w:numPr>
-        <w:spacing w:lineRule="auto" w:line="276" w:before="0" w:after="240"/>
+        <w:spacing w:lineRule="auto" w:line="276" w:before="0" w:after="240" w:beforeAutospacing="0" w:afterAutospacing="0"/>
         <w:ind w:hanging="360" w:left="720" w:right="0"/>
         <w:rPr>
           <w:rFonts w:ascii="Google Sans Text" w:hAnsi="Google Sans Text" w:cs="Google Sans Text" w:eastAsia="Google Sans Text"/>
@@ -672,7 +705,7 @@
           <w:ilvl w:val="0"/>
           <w:numId w:val="6"/>
         </w:numPr>
-        <w:spacing w:lineRule="auto" w:line="276" w:before="0" w:after="240"/>
+        <w:spacing w:lineRule="auto" w:line="276" w:before="0" w:after="240" w:beforeAutospacing="0" w:afterAutospacing="0"/>
         <w:ind w:hanging="360" w:left="720" w:right="0"/>
         <w:rPr>
           <w:rFonts w:ascii="Google Sans Text" w:hAnsi="Google Sans Text" w:cs="Google Sans Text" w:eastAsia="Google Sans Text"/>
@@ -700,7 +733,7 @@
           <w:ilvl w:val="0"/>
           <w:numId w:val="6"/>
         </w:numPr>
-        <w:spacing w:lineRule="auto" w:line="276" w:before="0" w:after="240"/>
+        <w:spacing w:lineRule="auto" w:line="276" w:before="0" w:after="240" w:beforeAutospacing="0" w:afterAutospacing="0"/>
         <w:ind w:hanging="360" w:left="720" w:right="0"/>
         <w:rPr>
           <w:rFonts w:ascii="Google Sans Text" w:hAnsi="Google Sans Text" w:cs="Google Sans Text" w:eastAsia="Google Sans Text"/>
@@ -728,7 +761,7 @@
           <w:ilvl w:val="0"/>
           <w:numId w:val="6"/>
         </w:numPr>
-        <w:spacing w:lineRule="auto" w:line="276" w:before="0" w:after="240"/>
+        <w:spacing w:lineRule="auto" w:line="276" w:before="0" w:after="240" w:beforeAutospacing="0" w:afterAutospacing="0"/>
         <w:ind w:hanging="360" w:left="720" w:right="0"/>
         <w:rPr>
           <w:rFonts w:ascii="Google Sans Text" w:hAnsi="Google Sans Text" w:cs="Google Sans Text" w:eastAsia="Google Sans Text"/>
@@ -756,7 +789,7 @@
           <w:ilvl w:val="0"/>
           <w:numId w:val="6"/>
         </w:numPr>
-        <w:spacing w:lineRule="auto" w:line="276" w:before="0" w:after="240"/>
+        <w:spacing w:lineRule="auto" w:line="276" w:before="0" w:after="240" w:beforeAutospacing="0" w:afterAutospacing="0"/>
         <w:ind w:hanging="360" w:left="720" w:right="0"/>
         <w:rPr>
           <w:rFonts w:ascii="Google Sans Text" w:hAnsi="Google Sans Text" w:cs="Google Sans Text" w:eastAsia="Google Sans Text"/>
@@ -780,7 +813,7 @@
     </w:p>
     <w:p>
       <w:pPr>
-        <w:spacing w:lineRule="auto" w:line="276" w:before="0" w:after="240"/>
+        <w:spacing w:lineRule="auto" w:line="276" w:before="0" w:after="240" w:beforeAutospacing="0" w:afterAutospacing="0"/>
         <w:ind w:firstLine="0" w:left="0" w:right="0"/>
         <w:rPr>
           <w:rFonts w:ascii="Google Sans Text" w:hAnsi="Google Sans Text" w:cs="Google Sans Text" w:eastAsia="Google Sans Text"/>
